--- a/assets/templates/DC2.docx
+++ b/assets/templates/DC2.docx
@@ -522,7 +522,34 @@
         <w:pStyle w:val="Heading2"/>
       </w:pPr>
       <w:r>
-        <w:t xml:space="preserve">5. Références professionnelles</w:t>
+        <w:t xml:space="preserve">5. Sous-traitance</w:t>
+      </w:r>
+    </w:p>
+    <w:p>
+      <w:pPr>
+        <w:spacing w:after="120"/>
+      </w:pPr>
+      <w:r>
+        <w:t xml:space="preserve">Le candidat n’envisage pas de recourir à la sous-traitance pour l’exécution du présent marché, sauf mention contraire indiquée dans son offre.</w:t>
+      </w:r>
+    </w:p>
+    <w:p>
+      <w:pPr>
+        <w:pBdr>
+          <w:bottom w:val="single" w:color="2E75B6" w:sz="6" w:space="1"/>
+        </w:pBdr>
+        <w:spacing w:after="200"/>
+      </w:pPr>
+      <w:r>
+        <w:t xml:space="preserve"/>
+      </w:r>
+    </w:p>
+    <w:p>
+      <w:pPr>
+        <w:pStyle w:val="Heading2"/>
+      </w:pPr>
+      <w:r>
+        <w:t xml:space="preserve">6. Références professionnelles</w:t>
       </w:r>
     </w:p>
     <w:tbl>
